--- a/revision/deliverables/RRCP/Manuscript_BLINDED.docx
+++ b/revision/deliverables/RRCP/Manuscript_BLINDED.docx
@@ -35,7 +35,7 @@
     </w:p>
     <w:p>
       <w:r>
-        <w:t>Conclusions. Changes in population age composition accounted for much of the crude increase at ages ≥7 in a descriptive decomposition. The primary national age-standardised estimate was compatible with trends in either direction. Standardisation within 5–34 supported an increase over 2014–2021 and after excluding 2020; the shorter prepandemic series remained inconclusive about the annual trend. Surveillance should report crude, age-standardised and age-specific rates together.</w:t>
+        <w:t>Conclusions. Changes in population age composition accounted for much of the crude increase at ages ≥7 in a descriptive decomposition. The primary national age-standardised estimate was compatible with trends in either direction. Within 5–34, primary Brazil-2014 standardisation supported an increase over 2014–2021 and after excluding 2020; the shorter prepandemic series remained inconclusive about the annual trend. Surveillance should report crude, age-standardised and age-specific rates together.</w:t>
       </w:r>
     </w:p>
     <w:p>
@@ -53,7 +53,7 @@
     </w:p>
     <w:p>
       <w:r>
-        <w:t>One nationwide study concluded that "asthma mortality remains high and shows an increasing trend for the first time in the past decades" [1]. Their nationwide analysis for 2014–2021 identified 18,584 asthma deaths and reported an annual increase of approximately 2.5%. Another study of 2013–2023 concluded that asthma-related deaths had increased [2]. They based this conclusion on annual death counts and reported a stable overall mortality rate per 100,000 habitants. These measures describe different aspects of mortality. Neither establishes an increase in the national age-standardised rate.</w:t>
+        <w:t>One nationwide study concluded that "asthma mortality remains high and shows an increasing trend for the first time in the past decades" [1]. That analysis for 2014–2021 identified 18,584 asthma deaths and reported an annual increase of approximately 2.5%. Another study of 2013–2023 concluded that asthma-related deaths had increased [2]. The latter conclusion relied on annual death counts, although the overall mortality rate per 100,000 inhabitants was reported as stable. These measures describe different aspects of mortality. Neither establishes an increase in the national age-standardised rate.</w:t>
       </w:r>
     </w:p>
     <w:p>
@@ -327,7 +327,7 @@
         <w:pStyle w:val="Heading2"/>
       </w:pPr>
       <w:r>
-        <w:t>Mortality within ages 5–34 and sensitivity analyses</w:t>
+        <w:t>Age-domain mortality and sensitivity analyses</w:t>
       </w:r>
     </w:p>
     <w:p>
@@ -347,7 +347,12 @@
     </w:p>
     <w:p>
       <w:r>
-        <w:t>The original COVID rule removes 56 records; adding U071 removes one further record in 2021, within both young domains. Of 18 U071 mentions in 2020, all were already excluded; of 19 in 2021, 18 overlapped the original rule. Retaining all COVID mentions raises the primary ≥7 numerator from 18,544 to 18,601. Calendar-age, original-COVID, all-COVID-retained and historical-key sensitivities change one condition at a time (Supplementary Table S8). At 35–59 the crude slope remained imprecise (p = 0.132); uncertainty is not evidence of stability.</w:t>
+        <w:t>The original COVID rule removes 56 records; adding U071 removes one further record in 2021, within both young domains. Of 18 U071 mentions in 2020, all were already excluded; of 19 in 2021, 18 overlapped the original rule. Retaining all COVID mentions raises the primary ≥7 numerator from 18,544 to 18,601. Calendar-age, original-COVID, all-COVID-retained and historical-key sensitivities change one condition at a time (Supplementary Table S8).</w:t>
+      </w:r>
+    </w:p>
+    <w:p>
+      <w:r>
+        <w:t>At 35–59 the crude slope remained imprecise (p = 0.132); uncertainty is not evidence of stability.</w:t>
       </w:r>
     </w:p>
     <w:p>
@@ -360,12 +365,12 @@
     </w:p>
     <w:p>
       <w:r>
-        <w:t>The corrected analysis found an increase in aligned crude asthma mortality among people aged ≥7 between 2014 and 2021. With Brazil 2014 age weights held fixed, the endpoint change was negative and the slope across all eight years was close to zero. The interval was compatible with trends in either direction and does not demonstrate stability. The positive age-adjusted negative binomial estimate with IBGE 2024 shows that national trend inference also depends on the model and population revision.</w:t>
+        <w:t>The corrected analysis found an increase in aligned crude asthma mortality among people aged ≥7 between 2014 and 2021. With Brazil 2014 age weights held fixed, the endpoint change was negative and the slope across all eight years was close to zero. Endpoint comparisons and slopes across all annual observations describe different aspects of the series. The interval was compatible with trends in either direction and does not demonstrate stability. The positive age-adjusted negative binomial estimate with IBGE 2024 shows that national trend inference also depends on the model and population revision.</w:t>
       </w:r>
     </w:p>
     <w:p>
       <w:r>
-        <w:t>Age composition contributed positively to the crude change for every endpoint pair under both population revisions. In some pairs, the composition term exceeded the net increase because the age-specific-rate term was negative. The decomposition combines composition and rates arithmetically; it cannot identify effects of certification, treatment access or the pandemic. Endpoint comparisons and slopes across all annual observations describe different aspects of the series.</w:t>
+        <w:t>Age composition contributed positively to the crude change for every endpoint pair under both population revisions. In some pairs, the composition term exceeded the net increase because the age-specific-rate term was negative. The decomposition combines composition and rates arithmetically; it cannot identify effects of certification, treatment access or the pandemic.</w:t>
       </w:r>
     </w:p>
     <w:p>
@@ -390,7 +395,7 @@
     </w:p>
     <w:p>
       <w:r>
-        <w:t>Negative binomial θ iteration warnings near the Poisson limit limit confidence in dispersion estimation. We retained every model and its warnings to make these limitations visible. Statistical intervals quantify model uncertainty; they do not capture uncertainty in record selection, certification or population reconstruction.</w:t>
+        <w:t>Negative binomial θ iteration warnings near the Poisson limit constrain confidence in dispersion estimation. We retained every model and its warnings to make these limitations visible. Statistical intervals quantify model uncertainty; they do not capture uncertainty in record selection, certification or population reconstruction.</w:t>
       </w:r>
     </w:p>
     <w:p>

--- a/revision/deliverables/RRCP/Manuscript_BLINDED.docx
+++ b/revision/deliverables/RRCP/Manuscript_BLINDED.docx
@@ -252,7 +252,7 @@
     </w:p>
     <w:p>
       <w:r>
-        <w:t>The study used public SIM mortality records and aggregate IBGE projections, with no participant contact, and reports only aggregate results. No formally granted ethics approval or exemption is claimed.</w:t>
+        <w:t>The study used publicly accessible SIM mortality data and aggregated population projections without direct contact with participants. No identifying personal information was included in the reported results.</w:t>
       </w:r>
     </w:p>
     <w:p>
